--- a/prosedurler/EMS.İP.PRO.24.01. Cotton Bale Receiving, Conditioning and HVI Testing Procedure.docx
+++ b/prosedurler/EMS.İP.PRO.24.01. Cotton Bale Receiving, Conditioning and HVI Testing Procedure.docx
@@ -5112,13 +5112,13 @@
           <w:sz w:val="20"/>
           <w:szCs w:val="20"/>
         </w:rPr>
-        <w:t xml:space="preserve">Hazırlayan: İplik Fabrika Müdürü  ..........................    Kalite Müdürü: ..........................</w:t>
-      </w:r>
-    </w:p>
-    <w:p>
-      <w:pPr>
-        <w:pStyle w:val="ListeParagraf"/>
-        <w:spacing w:before="160" w:after="0"/>
+        <w:t xml:space="preserve">Hazırlayan: İplik Fabrika Müdürü  ..........................</w:t>
+      </w:r>
+    </w:p>
+    <w:p>
+      <w:pPr>
+        <w:pStyle w:val="ListeParagraf"/>
+        <w:spacing w:before="40" w:after="0"/>
         <w:ind w:left="709"/>
       </w:pPr>
       <w:r>
@@ -5129,7 +5129,75 @@
           <w:sz w:val="20"/>
           <w:szCs w:val="20"/>
         </w:rPr>
-        <w:t xml:space="preserve">Hazırlayan: Bakım Müdürü  ..........................    Kalite Müdürü: ..........................</w:t>
+        <w:t xml:space="preserve">Kontrol: İplik Fabrika Müdürü  ..........................</w:t>
+      </w:r>
+    </w:p>
+    <w:p>
+      <w:pPr>
+        <w:pStyle w:val="ListeParagraf"/>
+        <w:spacing w:before="40" w:after="0"/>
+        <w:ind w:left="709"/>
+      </w:pPr>
+      <w:r>
+        <w:rPr>
+          <w:rFonts w:ascii="Calibri" w:hAnsi="Calibri" w:cs="Calibri"/>
+          <w:b/>
+          <w:bCs/>
+          <w:sz w:val="20"/>
+          <w:szCs w:val="20"/>
+        </w:rPr>
+        <w:t xml:space="preserve">Kalite Müdürü: ..........................    Fabrika Müdürü: ..........................</w:t>
+      </w:r>
+    </w:p>
+    <w:p>
+      <w:pPr>
+        <w:pStyle w:val="ListeParagraf"/>
+        <w:spacing w:before="160" w:after="0"/>
+        <w:ind w:left="709"/>
+      </w:pPr>
+      <w:r>
+        <w:rPr>
+          <w:rFonts w:ascii="Calibri" w:hAnsi="Calibri" w:cs="Calibri"/>
+          <w:b/>
+          <w:bCs/>
+          <w:sz w:val="20"/>
+          <w:szCs w:val="20"/>
+        </w:rPr>
+        <w:t xml:space="preserve">Hazırlayan: Bakım Müdürü  ..........................</w:t>
+      </w:r>
+    </w:p>
+    <w:p>
+      <w:pPr>
+        <w:pStyle w:val="ListeParagraf"/>
+        <w:spacing w:before="40" w:after="0"/>
+        <w:ind w:left="709"/>
+      </w:pPr>
+      <w:r>
+        <w:rPr>
+          <w:rFonts w:ascii="Calibri" w:hAnsi="Calibri" w:cs="Calibri"/>
+          <w:b/>
+          <w:bCs/>
+          <w:sz w:val="20"/>
+          <w:szCs w:val="20"/>
+        </w:rPr>
+        <w:t xml:space="preserve">Kontrol: Fabrika Müdürü · İplik Fabrika Müdürü  ..........................</w:t>
+      </w:r>
+    </w:p>
+    <w:p>
+      <w:pPr>
+        <w:pStyle w:val="ListeParagraf"/>
+        <w:spacing w:before="40" w:after="0"/>
+        <w:ind w:left="709"/>
+      </w:pPr>
+      <w:r>
+        <w:rPr>
+          <w:rFonts w:ascii="Calibri" w:hAnsi="Calibri" w:cs="Calibri"/>
+          <w:b/>
+          <w:bCs/>
+          <w:sz w:val="20"/>
+          <w:szCs w:val="20"/>
+        </w:rPr>
+        <w:t xml:space="preserve">Kalite Müdürü: ..........................    Fabrika Müdürü: ..........................</w:t>
       </w:r>
     </w:p>
     <w:p>

--- a/prosedurler/EMS.İP.PRO.24.01. Cotton Bale Receiving, Conditioning and HVI Testing Procedure.docx
+++ b/prosedurler/EMS.İP.PRO.24.01. Cotton Bale Receiving, Conditioning and HVI Testing Procedure.docx
@@ -773,7 +773,7 @@
           <w:sz w:val="24"/>
           <w:szCs w:val="24"/>
         </w:rPr>
-        <w:t xml:space="preserve">1.4. Every bale receives a unique number and a label showing supplier, lot, bale number and receipt date; the data is entered in the Order Follow-Up Form (EMS.QA.FRM.08.02.), according to TLM-IPL-01.</w:t>
+        <w:t xml:space="preserve">1.4. Every bale receives a unique number and a label showing supplier, lot, bale number and receipt date; the data is entered in the Order Follow-Up Form (EMS.QA.FRM.08.02.), according to EMS.İP.TL.24.01.</w:t>
       </w:r>
     </w:p>
     <w:p>
@@ -878,7 +878,7 @@
           <w:sz w:val="24"/>
           <w:szCs w:val="24"/>
         </w:rPr>
-        <w:t xml:space="preserve">2.3. Bales are conditioned in the conditioning room for at least the period and atmosphere defined in TLM-IPL-02 (24 hours at about 65 % relative humidity, example values) before they are fed to the blowroom.</w:t>
+        <w:t xml:space="preserve">2.3. Bales are conditioned in the conditioning room for at least the period and atmosphere defined in EMS.İP.TL.24.01 (24 hours at about 65 % relative humidity, example values) before they are fed to the blowroom.</w:t>
       </w:r>
     </w:p>
     <w:p>
@@ -951,7 +951,7 @@
           <w:sz w:val="24"/>
           <w:szCs w:val="24"/>
         </w:rPr>
-        <w:t xml:space="preserve">3.1. The Laboratory takes samples from the bales of each lot according to the sampling plan in TLM-IPL-03; the number of bales sampled is defined by the lot size and the customer or company specification.</w:t>
+        <w:t xml:space="preserve">3.1. The Laboratory takes samples from the bales of each lot according to the sampling plan in EMS.İP.TL.24.01; the number of bales sampled is defined by the lot size and the customer or company specification.</w:t>
       </w:r>
     </w:p>
     <w:p>
@@ -1040,7 +1040,7 @@
           <w:sz w:val="24"/>
           <w:szCs w:val="24"/>
         </w:rPr>
-        <w:t xml:space="preserve">4.1. HVI tests are made on conditioned samples with the instrument and method defined in TLM-IPL-03 (for example ASTM D5867 and the instrument supplier's method); the result is recorded for micronaire, length (UHML), uniformity index, strength, elongation, colour and trash.</w:t>
+        <w:t xml:space="preserve">4.1. HVI tests are made on conditioned samples with the instrument and method defined in EMS.İP.TL.24.01 (for example ASTM D5867 and the instrument supplier's method); the result is recorded for micronaire, length (UHML), uniformity index, strength, elongation, colour and trash.</w:t>
       </w:r>
     </w:p>
     <w:p>
@@ -1088,7 +1088,7 @@
           <w:sz w:val="24"/>
           <w:szCs w:val="24"/>
         </w:rPr>
-        <w:t xml:space="preserve">4.4. Results are compared with the acceptance limits of PRS-IPL-02 and the purchase specification; the limits are defined there and in the customer specification, for example micronaire 3.8–4.5 and fibre strength not below 28 g/tex as example values.</w:t>
+        <w:t xml:space="preserve">4.4. Results are compared with the acceptance limits of EMS.İP.PRO.24.01 and the purchase specification; the limits are defined there and in the customer specification, for example micronaire 3.8–4.5 and fibre strength not below 28 g/tex as example values.</w:t>
       </w:r>
     </w:p>
     <w:p>
@@ -1494,7 +1494,7 @@
           <w:sz w:val="24"/>
           <w:szCs w:val="24"/>
         </w:rPr>
-        <w:t xml:space="preserve">PRS-IPL-01 Cotton Bale Receiving Procedure and PRS-IPL-02 HVI Test Procedure and Acceptance Limits (QMS)</w:t>
+        <w:t xml:space="preserve">EMS.İP.PRO.24.01 Cotton Bale Receiving Procedure and EMS.İP.PRO.24.01 HVI Test Procedure and Acceptance Limits (QMS)</w:t>
       </w:r>
     </w:p>
     <w:p>
@@ -1513,7 +1513,7 @@
           <w:sz w:val="24"/>
           <w:szCs w:val="24"/>
         </w:rPr>
-        <w:t xml:space="preserve">TLM-IPL-01 Bale receiving and numbering instruction, TLM-IPL-02 Conditioning room instruction, TLM-IPL-03 Sampling and HVI instrument use instruction (QMS)</w:t>
+        <w:t xml:space="preserve">EMS.İP.TL.24.01 Bale receiving and numbering instruction, EMS.İP.TL.24.01 Conditioning room instruction, EMS.İP.TL.24.01 Sampling and HVI instrument use instruction (QMS)</w:t>
       </w:r>
     </w:p>
     <w:p>
@@ -2710,7 +2710,7 @@
           <w:sz w:val="24"/>
           <w:szCs w:val="24"/>
         </w:rPr>
-        <w:t xml:space="preserve">1.4. تحصل كل بالة على رقم فريد وبطاقة توضح المورّد والدفعة ورقم البالة وتاريخ الاستلام؛ وتُدخل البيانات في نموذج متابعة الطلبيات (EMS.QA.FRM.08.02.) وفق TLM-IPL-01.</w:t>
+        <w:t xml:space="preserve">1.4. تحصل كل بالة على رقم فريد وبطاقة توضح المورّد والدفعة ورقم البالة وتاريخ الاستلام؛ وتُدخل البيانات في نموذج متابعة الطلبيات (EMS.QA.FRM.08.02.) وفق EMS.İP.TL.24.01.</w:t>
       </w:r>
     </w:p>
     <w:p>
@@ -2828,7 +2828,7 @@
           <w:sz w:val="24"/>
           <w:szCs w:val="24"/>
         </w:rPr>
-        <w:t xml:space="preserve">2.3. تُكيّف البالات في غرفة التكييف لمدة لا تقل عن المدة والجو المحددين في TLM-IPL-02 (24 ساعة عند رطوبة نسبية نحو 65٪، قيم نموذجية) قبل تغذية قسم الفتح والخلط.</w:t>
+        <w:t xml:space="preserve">2.3. تُكيّف البالات في غرفة التكييف لمدة لا تقل عن المدة والجو المحددين في EMS.İP.TL.24.01 (24 ساعة عند رطوبة نسبية نحو 65٪، قيم نموذجية) قبل تغذية قسم الفتح والخلط.</w:t>
       </w:r>
     </w:p>
     <w:p>
@@ -2910,7 +2910,7 @@
           <w:sz w:val="24"/>
           <w:szCs w:val="24"/>
         </w:rPr>
-        <w:t xml:space="preserve">3.1. يأخذ المختبر العينات من بالات كل دفعة وفق خطة أخذ العينات في TLM-IPL-03؛ ويُحدد عدد البالات المأخوذ منها حسب حجم الدفعة ومواصفات العميل أو الشركة.</w:t>
+        <w:t xml:space="preserve">3.1. يأخذ المختبر العينات من بالات كل دفعة وفق خطة أخذ العينات في EMS.İP.TL.24.01؛ ويُحدد عدد البالات المأخوذ منها حسب حجم الدفعة ومواصفات العميل أو الشركة.</w:t>
       </w:r>
     </w:p>
     <w:p>
@@ -3010,7 +3010,7 @@
           <w:sz w:val="24"/>
           <w:szCs w:val="24"/>
         </w:rPr>
-        <w:t xml:space="preserve">4.1. تُجرى فحوصات HVI على عينات مكيفة بالجهاز والطريقة المحددين في TLM-IPL-03 (مثل ASTM D5867 وطريقة مورد الجهاز)؛ وتُسجل النتيجة للميكرونير والطول (UHML) ومؤشر الانتظام والمتانة والاستطالة واللون والشوائب.</w:t>
+        <w:t xml:space="preserve">4.1. تُجرى فحوصات HVI على عينات مكيفة بالجهاز والطريقة المحددين في EMS.İP.TL.24.01 (مثل ASTM D5867 وطريقة مورد الجهاز)؛ وتُسجل النتيجة للميكرونير والطول (UHML) ومؤشر الانتظام والمتانة والاستطالة واللون والشوائب.</w:t>
       </w:r>
     </w:p>
     <w:p>
@@ -3064,7 +3064,7 @@
           <w:sz w:val="24"/>
           <w:szCs w:val="24"/>
         </w:rPr>
-        <w:t xml:space="preserve">4.4. تُقارن النتائج بحدود القبول في PRS-IPL-02 ومواصفات الشراء؛ وتُحدد الحدود هناك وفي مواصفات العميل، مثل ميكرونير 3.8–4.5 ومتانة ألياف لا تقل عن 28 g/tex كقيم نموذجية.</w:t>
+        <w:t xml:space="preserve">4.4. تُقارن النتائج بحدود القبول في EMS.İP.PRO.24.01 ومواصفات الشراء؛ وتُحدد الحدود هناك وفي مواصفات العميل، مثل ميكرونير 3.8–4.5 ومتانة ألياف لا تقل عن 28 g/tex كقيم نموذجية.</w:t>
       </w:r>
     </w:p>
     <w:p>
@@ -3518,7 +3518,7 @@
           <w:sz w:val="24"/>
           <w:szCs w:val="24"/>
         </w:rPr>
-        <w:t xml:space="preserve">PRS-IPL-01 إجراء استلام بالات القطن وPRS-IPL-02 إجراء فحص HVI وحدود القبول (نظام الجودة QMS)</w:t>
+        <w:t xml:space="preserve">EMS.İP.PRO.24.01 إجراء استلام بالات القطن وPRS-IPL-02 إجراء فحص HVI وحدود القبول (نظام الجودة QMS)</w:t>
       </w:r>
     </w:p>
     <w:p>
@@ -3539,7 +3539,7 @@
           <w:sz w:val="24"/>
           <w:szCs w:val="24"/>
         </w:rPr>
-        <w:t xml:space="preserve">TLM-IPL-01 تعليمات استلام البالات وترقيمها، وTLM-IPL-02 تعليمات غرفة التكييف، وTLM-IPL-03 تعليمات أخذ العينات واستخدام جهاز HVI (QMS)</w:t>
+        <w:t xml:space="preserve">EMS.İP.TL.24.01 تعليمات استلام البالات وترقيمها، وTLM-IPL-02 تعليمات غرفة التكييف، وTLM-IPL-03 تعليمات أخذ العينات واستخدام جهاز HVI (QMS)</w:t>
       </w:r>
     </w:p>
     <w:p>

--- a/prosedurler/EMS.İP.PRO.24.01. Cotton Bale Receiving, Conditioning and HVI Testing Procedure.docx
+++ b/prosedurler/EMS.İP.PRO.24.01. Cotton Bale Receiving, Conditioning and HVI Testing Procedure.docx
@@ -3518,7 +3518,7 @@
           <w:sz w:val="24"/>
           <w:szCs w:val="24"/>
         </w:rPr>
-        <w:t xml:space="preserve">EMS.İP.PRO.24.01 إجراء استلام بالات القطن وPRS-IPL-02 إجراء فحص HVI وحدود القبول (نظام الجودة QMS)</w:t>
+        <w:t xml:space="preserve">EMS.İP.PRO.24.01 إجراء استلام بالات القطن وEMS.İP.PRO.24.01 إجراء فحص HVI وحدود القبول (نظام الجودة QMS)</w:t>
       </w:r>
     </w:p>
     <w:p>
@@ -3539,7 +3539,7 @@
           <w:sz w:val="24"/>
           <w:szCs w:val="24"/>
         </w:rPr>
-        <w:t xml:space="preserve">EMS.İP.TL.24.01 تعليمات استلام البالات وترقيمها، وTLM-IPL-02 تعليمات غرفة التكييف، وTLM-IPL-03 تعليمات أخذ العينات واستخدام جهاز HVI (QMS)</w:t>
+        <w:t xml:space="preserve">EMS.İP.TL.24.01 تعليمات استلام البالات وترقيمها، وEMS.İP.TL.24.01 تعليمات غرفة التكييف، وEMS.İP.TL.24.01 تعليمات أخذ العينات واستخدام جهاز HVI (QMS)</w:t>
       </w:r>
     </w:p>
     <w:p>
